--- a/talking-points-ciis-ko.docx
+++ b/talking-points-ciis-ko.docx
@@ -161,7 +161,7 @@
           <w:p>
             <w:pPr/>
             <w:r>
-              <w:t xml:space="preserve">6–7분. 핵심 원고는 영문 약 810단어(약 6분 30초)이고, [생략 가능] 문장이 약 110단어다</w:t>
+              <w:t xml:space="preserve">6–7분. 핵심 원고는 영문 약 840단어(약 6분 40초)이고, [생략 가능] 문장이 약 110단어다</w:t>
             </w:r>
           </w:p>
         </w:tc>
@@ -440,7 +440,7 @@
     <w:p>
       <w:pPr/>
       <w:r>
-        <w:t xml:space="preserve">핵심 원고는 영문 약 810단어로, 약 6분 30초 분량이다. </w:t>
+        <w:t xml:space="preserve">핵심 원고는 영문 약 840단어로, 약 6분 40초 분량이다. </w:t>
       </w:r>
       <w:r>
         <w:rPr>
@@ -512,7 +512,7 @@
         <w:pStyle w:val="Heading3"/>
       </w:pPr>
       <w:r>
-        <w:t xml:space="preserve">2. 싱가포르에서 배운 것 (1:20–3:40)</w:t>
+        <w:t xml:space="preserve">2. 싱가포르에서 배운 것 (1:20–3:50)</w:t>
       </w:r>
     </w:p>
     <w:p>
@@ -578,7 +578,7 @@
     <w:p>
       <w:pPr/>
       <w:r>
-        <w:t xml:space="preserve">이 지점에서 거버넌스가 현장을 만납니다. 작은 기업에게 거버넌스는 일상의 결정입니다. 어떤 데이터를 넣을지, 누가 결과를 검토할지, 누가 책임질지를 정하는 일입니다. 역량 강화는 원칙을 사람들이 실제로 내릴 수 있는 결정으로 바꿉니다.</w:t>
+        <w:t xml:space="preserve">이 지점에서 거버넌스가 현장을 만납니다. AI 안전을 위한 노력은 대부분 모델 자체, 곧 시험과 표준, 평가에 집중되어 있고, 이는 마땅한 일입니다. 그러나 안전은 AI를 쓰는 사람에게도 달려 있습니다. 작은 기업에게 거버넌스는 일상의 결정입니다. 어떤 데이터를 넣을지, 누가 결과를 검토할지, 누가 책임질지를 정하는 일입니다. 역량 강화는 원칙을 사람들이 실제로 내릴 수 있는 결정으로 바꿉니다.</w:t>
       </w:r>
     </w:p>
     <w:p>
@@ -586,7 +586,7 @@
         <w:pStyle w:val="Heading3"/>
       </w:pPr>
       <w:r>
-        <w:t xml:space="preserve">3. 협력 제안 (3:40–5:50)</w:t>
+        <w:t xml:space="preserve">3. 협력 제안 (3:50–6:00)</w:t>
       </w:r>
     </w:p>
     <w:p>
@@ -660,7 +660,7 @@
         <w:pStyle w:val="Heading3"/>
       </w:pPr>
       <w:r>
-        <w:t xml:space="preserve">맺음 (5:50–6:30)</w:t>
+        <w:t xml:space="preserve">맺음 (6:00–6:40)</w:t>
       </w:r>
     </w:p>
     <w:p>
@@ -1046,7 +1046,7 @@
           <w:p>
             <w:pPr/>
             <w:r>
-              <w:t xml:space="preserve">재단은 ASEAN–중국 협력기금의 지원으로 주ASEAN 중국대표부와 청년 교류를 운영했고, Huawei와 ASEAN Seeds for the Future를 함께했다(2021년 MoU 체결). 기준은 협력이 MSME에 실제로 도움이 되는지다. 구체적 협력은 후속 협의에서 논의한다</w:t>
+              <w:t xml:space="preserve">재단은 ASEAN–중국 협력기금의 지원으로 주ASEAN 중국대표부와 청년 교류를 운영했고, Huawei와 ASEAN Seeds for the Future를 함께했다(2021년 MoU 체결). 기준은 협력이 MSME에 실제로 도움이 되는지다. 구체적 협력은 관련 ASEAN 기구를 거쳐 후속 협의에서 논의한다</w:t>
             </w:r>
           </w:p>
         </w:tc>
@@ -1210,6 +1210,41 @@
           <w:p>
             <w:pPr/>
             <w:r>
+              <w:t xml:space="preserve">9월 난닝에서 발표된 AI 윤리·안전 이니셔티브를 어떻게 보나?</w:t>
+            </w:r>
+          </w:p>
+        </w:tc>
+        <w:tc>
+          <w:tcPr>
+            <w:tcW w:w="3120" w:type="dxa"/>
+          </w:tcPr>
+          <w:p>
+            <w:pPr/>
+            <w:r>
+              <w:t xml:space="preserve">ASEAN–중국 협력에서 윤리와 안전에 관심이 모이는 것을 환영한다. 이를 어떻게 이어 갈지는 ASEAN의 절차를 거쳐 ASEAN과 중국이 정할 사안이다. 현장 경험에서 한 가지를 덧붙이면, 안전은 AI를 쓰는 사람에게도 달려 있다. 작은 기업이 어떤 데이터를 쓸지, 누가 결과를 검토할지, 누가 책임질지를 판단할 수 있는지가 중요하다. 내용이 공개되지 않았으므로 평가하지 않는다</w:t>
+            </w:r>
+          </w:p>
+        </w:tc>
+      </w:tr>
+      <w:tr>
+        <w:tc>
+          <w:tcPr>
+            <w:tcW w:w="3120" w:type="dxa"/>
+          </w:tcPr>
+          <w:p>
+            <w:pPr/>
+            <w:r>
+              <w:t xml:space="preserve">15</w:t>
+            </w:r>
+          </w:p>
+        </w:tc>
+        <w:tc>
+          <w:tcPr>
+            <w:tcW w:w="3120" w:type="dxa"/>
+          </w:tcPr>
+          <w:p>
+            <w:pPr/>
+            <w:r>
               <w:t xml:space="preserve">ASEAN AI Safety Network가 중국과 협력하나?</w:t>
             </w:r>
           </w:p>
@@ -1234,7 +1269,7 @@
           <w:p>
             <w:pPr/>
             <w:r>
-              <w:t xml:space="preserve">15</w:t>
+              <w:t xml:space="preserve">16</w:t>
             </w:r>
           </w:p>
         </w:tc>
@@ -1269,7 +1304,7 @@
           <w:p>
             <w:pPr/>
             <w:r>
-              <w:t xml:space="preserve">16</w:t>
+              <w:t xml:space="preserve">17</w:t>
             </w:r>
           </w:p>
         </w:tc>
@@ -1623,10 +1658,10 @@
     <w:basedOn w:val="Normal"/>
     <w:qFormat/>
     <w:pPr>
-      <w:ind w:left="720" w:right="720"/>
       <w:pBdr>
         <w:left w:val="single" w:sz="12" w:space="8" w:color="A0A0A0"/>
       </w:pBdr>
+      <w:ind w:left="720" w:right="720"/>
     </w:pPr>
     <w:rPr>
       <w:i/>
@@ -1638,9 +1673,9 @@
     <w:basedOn w:val="Normal"/>
     <w:link w:val="CodeChar"/>
     <w:pPr>
+      <w:shd w:val="clear" w:color="auto" w:fill="F5F5F5"/>
       <w:spacing w:after="0" w:line="240" w:lineRule="auto"/>
       <w:contextualSpacing/>
-      <w:shd w:val="clear" w:color="auto" w:fill="F5F5F5"/>
     </w:pPr>
     <w:rPr>
       <w:rFonts w:ascii="Consolas" w:hAnsi="Consolas" w:eastAsia="Consolas" w:cs="Consolas"/>
